--- a/大作业报告.docx
+++ b/大作业报告.docx
@@ -17,7 +17,7 @@
           <w:b/>
           <w:sz w:val="44"/>
         </w:rPr>
-        <w:t>面向课程任务协作场景的多智能体低开销通信、状态传递与共享记忆原型系统</w:t>
+        <w:t>面向软件开发协作的多智能体低开销通信、状态传递与共享记忆原型系统</w:t>
       </w:r>
     </w:p>
     <w:p/>
@@ -126,7 +126,7 @@
           <w:b w:val="0"/>
           <w:sz w:val="24"/>
         </w:rPr>
-        <w:t>在课程任务协作场景中，这类问题非常典型。例如完成一份大作业报告时，需要先分析题目要求，再拆分报告结构，随后生成内容并检查是否完整。如果每次遇到相似任务都重新拆解和执行，会增加重复沟通成本。针对这一问题，本项目设计并实现了一个多智能体协作通信与共享记忆原型系统，用规则模拟三个智能体的协作流程，并通过共享记忆机制验证经验复用对通信开销和处理步骤的降低效果。项目选定的赛题为'赛题9：一种面向多智能体协作的低开销通信、状态传递与共享记忆机制'。</w:t>
+        <w:t>在软件开发协作场景中，这类问题同样典型。例如开发一份微服务架构文档时，需要先分析系统背景，再拆分功能模块和技术方案，随后生成内容并检查是否完整。如果每次遇到相似任务都重新拆解和执行，会增加不必要的重复沟通成本。针对这一问题，本项目设计并实现了一个多智能体协作通信与共享记忆原型系统，用规则模拟三个智能体的协作流程，并通过共享记忆机制验证经验复用对通信开销和处理步骤的降低效果。项目选定的赛题为'赛题9：一种面向多智能体协作的低开销通信、状态传递与共享记忆机制'。</w:t>
       </w:r>
     </w:p>
     <w:p>
@@ -7552,7 +7552,7 @@
           <w:b w:val="0"/>
           <w:sz w:val="22"/>
         </w:rPr>
-        <w:t>分词：提取中文单字、英文单词和预设领域关键词（如'课程''报告''答辩''多智能体''共享记忆'等）。</w:t>
+        <w:t>分词：提取中文单字、英文单词和预设领域关键词（如'微服务''架构''分工''前后端''共享记忆'等）。</w:t>
       </w:r>
     </w:p>
     <w:p>
@@ -10814,7 +10814,7 @@
           <w:b w:val="0"/>
           <w:sz w:val="22"/>
         </w:rPr>
-        <w:t>test_task_run_and_memory_hit — 先运行一次报告提纲任务，再运行相似任务，验证共享记忆命中功能和指标下降。</w:t>
+        <w:t>test_task_run_and_memory_hit — 先运行一次架构文档任务，再运行相似任务，验证共享记忆命中功能和指标下降。</w:t>
       </w:r>
     </w:p>
     <w:p>
@@ -12375,7 +12375,7 @@
           <w:b w:val="0"/>
           <w:sz w:val="22"/>
         </w:rPr>
-        <w:t>Step 1：输入'生成一份课程大作业报告提纲'，观察完整的 Plan-Execute-Review 流程。</w:t>
+        <w:t>Step 1：输入'整理一份微服务架构设计文档'，观察完整的 Plan-Execute-Review 流程。</w:t>
       </w:r>
     </w:p>
     <w:p>
@@ -12390,7 +12390,7 @@
           <w:b w:val="0"/>
           <w:sz w:val="22"/>
         </w:rPr>
-        <w:t>Step 2：输入'帮我生成课程大作业报告目录'，观察共享记忆命中效果。</w:t>
+        <w:t>Step 2：输入'帮我整理微服务架构文档目录'，观察共享记忆命中效果。</w:t>
       </w:r>
     </w:p>
     <w:p>
@@ -12405,7 +12405,7 @@
           <w:b w:val="0"/>
           <w:sz w:val="22"/>
         </w:rPr>
-        <w:t>Step 3：输入'整理一次小组分工方案'，观察不同类型任务的独立处理能力。</w:t>
+        <w:t>Step 3：输入'制定一次前后端开发分工方案'，观察不同类型任务的独立处理能力。</w:t>
       </w:r>
     </w:p>
     <w:p>
